--- a/ind/docx/42.content.docx
+++ b/ind/docx/42.content.docx
@@ -46034,19 +46034,7 @@
         <w:rPr>
           <w:lang w:val="id_ID" w:bidi="id_ID"/>
         </w:rPr>
-        <w:t>Dan Aku menentukan … bahwa kamu akan makan dan minum semeja dengan Aku: Lihat Catatan Tema "</w:t>
-      </w:r>
-      <w:r>
-        <w:rPr>
-          <w:lang w:val="id_ID" w:bidi="id_ID"/>
-        </w:rPr>
-        <w:t>Perjamuan Mesianik</w:t>
-      </w:r>
-      <w:r>
-        <w:rPr>
-          <w:lang w:val="id_ID" w:bidi="id_ID"/>
-        </w:rPr>
-        <w:t>".</w:t>
+        <w:t>Dan Aku menentukan … bahwa kamu akan makan dan minum semeja dengan Aku: Lihat Catatan Tema "Perjamuan Mesianik".</w:t>
       </w:r>
       <w:r>
         <w:rPr>
